--- a/docs/requirements/PropFlow_FE-03_Apartment_Unit_Management-2-.docx
+++ b/docs/requirements/PropFlow_FE-03_Apartment_Unit_Management-2-.docx
@@ -258,19 +258,7 @@
         <w:spacing w:before="240" w:after="120"/>
       </w:pPr>
       <w:r>
-        <w:rPr>
-          <w:rFonts w:ascii="Aptos" w:hAnsi="Aptos" w:eastAsia="Aptos"/>
-          <w:b/>
-          <w:sz w:val="21"/>
-        </w:rPr>
-        <w:t xml:space="preserve">Source basis: </w:t>
-      </w:r>
-      <w:r>
-        <w:rPr>
-          <w:rFonts w:ascii="Aptos" w:hAnsi="Aptos" w:eastAsia="Aptos"/>
-          <w:sz w:val="21"/>
-        </w:rPr>
-        <w:t>PropFlow Capstone Project Register, sections 3.4 and 3.5, which define Apartment Unit Management, apartment-related resident access, and search/filter capabilities. Building is treated here as property master data used to locate apartment units; detailed Building/Facility/Equipment operations belong to FE-04.</w:t>
+        <w:t>Source basis: PropFlow Capstone Project Register, sections 3.4 and 3.5, plus the current FE-03 implementation. One deployment represents one current condominium/property; FE-03 does not expose a Building selector. Detailed Building, Facility and Equipment operations belong to FE-04.</w:t>
       </w:r>
     </w:p>
     <w:p>
@@ -1027,13 +1015,7 @@
         <w:ind w:left="259"/>
       </w:pPr>
       <w:r>
-        <w:rPr>
-          <w:rFonts w:ascii="Aptos" w:hAnsi="Aptos" w:eastAsia="Aptos"/>
-          <w:b w:val="0"/>
-          <w:i w:val="0"/>
-          <w:sz w:val="21"/>
-        </w:rPr>
-        <w:t>Manage the unit's business/operational status. Specific status enums should be decided during domain/database design.</w:t>
+        <w:t>Manage ACTIVE and INACTIVE status. ACTIVE can become INACTIVE only when current owner count and active resident count are both zero.</w:t>
       </w:r>
     </w:p>
     <w:p>
@@ -2843,11 +2825,7 @@
         <w:spacing w:after="40"/>
       </w:pPr>
       <w:r>
-        <w:rPr>
-          <w:rFonts w:ascii="Aptos" w:hAnsi="Aptos" w:eastAsia="Aptos"/>
-          <w:sz w:val="21"/>
-        </w:rPr>
-        <w:t>Building is treated as a master/property entity for location and hierarchy. It is not expanded into a separate heavy workflow inside FE-03.</w:t>
+        <w:t>The current condominium/property is implicit in the deployment. Apartment master data has no Building selector or per-apartment Building scope.</w:t>
       </w:r>
     </w:p>
     <w:p>
@@ -2856,11 +2834,7 @@
         <w:spacing w:after="40"/>
       </w:pPr>
       <w:r>
-        <w:rPr>
-          <w:rFonts w:ascii="Aptos" w:hAnsi="Aptos" w:eastAsia="Aptos"/>
-          <w:sz w:val="21"/>
-        </w:rPr>
-        <w:t>Apartment should reference an existing Building/property context; FE-03 should not create or edit Building master data.</w:t>
+        <w:t>FE-03 owns Apartment master data and ApartmentUnitType master data; FE-04 owns the shared current-property profile and physical assets.</w:t>
       </w:r>
     </w:p>
     <w:p>
@@ -3387,6 +3361,207 @@
         <w:t xml:space="preserve"> - FE-03 is sufficiently scoped as an independent Major Feature, with clean boundaries against FE-02 and FE-04.</w:t>
       </w:r>
     </w:p>
+    <w:p>
+      <w:pPr>
+        <w:pStyle w:val="Heading1"/>
+      </w:pPr>
+      <w:r>
+        <w:t>10 Household Association Clarification</w:t>
+      </w:r>
+    </w:p>
+    <w:p>
+      <w:pPr>
+        <w:spacing w:after="120"/>
+      </w:pPr>
+      <w:r>
+        <w:t>An Apartment can have multiple current or historic Resident associations. FE-03 may display these associations, including residency role and household context, but does not mutate them.</w:t>
+      </w:r>
+    </w:p>
+    <w:p>
+      <w:pPr>
+        <w:spacing w:after="120"/>
+      </w:pPr>
+      <w:r>
+        <w:t>FE-02 owns ResidentApartment lifecycle, household-head selection, family relationship validation, and history. Apartment master-data ownership remains FE-03.</w:t>
+      </w:r>
+    </w:p>
+    <w:p>
+      <w:pPr>
+        <w:pStyle w:val="Heading1"/>
+      </w:pPr>
+      <w:r>
+        <w:t>Apartment ownership and residency</w:t>
+      </w:r>
+    </w:p>
+    <w:p>
+      <w:r>
+        <w:t>FE-03 owns ApartmentUnit, ApartmentOwnership and ownership history. An owner references a Resident business record, not a User account; the owner may have no account and may not reside in the apartment. An Apartment may have multiple current owners, and ending one ownership preserves its history without affecting co-owners.</w:t>
+      </w:r>
+    </w:p>
+    <w:p>
+      <w:pPr>
+        <w:pStyle w:val="Heading1"/>
+      </w:pPr>
+      <w:r>
+        <w:t>Status and occupancy</w:t>
+      </w:r>
+    </w:p>
+    <w:p>
+      <w:r>
+        <w:t>ACTIVE and INACTIVE are apartment management states, not occupancy. Occupancy is derived from active FE-02 ResidentApartment associations: active associations mean occupied; no active associations mean vacant. An owner is not an occupant without an active residency.</w:t>
+      </w:r>
+    </w:p>
+    <w:p>
+      <w:pPr>
+        <w:pStyle w:val="Heading1"/>
+      </w:pPr>
+      <w:r>
+        <w:t>Cross module boundary</w:t>
+      </w:r>
+    </w:p>
+    <w:p>
+      <w:r>
+        <w:t>FE-03 validates owners and reads resident associations only through Residents public contracts. It does not access ResidentsDbContext or mutate ResidentApartment. ACTIVE cannot become INACTIVE while active residencies or current ownerships exist; the API returns the corresponding business blocker.</w:t>
+      </w:r>
+    </w:p>
+    <w:p>
+      <w:pPr>
+        <w:pStyle w:val="Heading1"/>
+      </w:pPr>
+      <w:r>
+        <w:t>11 Apartment master record</w:t>
+      </w:r>
+    </w:p>
+    <w:p>
+      <w:r>
+        <w:t>ApartmentUnit là master record độc lập. Khi tạo căn hộ không bắt buộc Chủ sở hữu, Cư dân hoặc quan hệ cư trú. Trường bắt buộc: UnitNumber unique, FloorNumber, UnitType và UsableAreaM2 lớn hơn 0. BedroomCount, BathroomCount và HandoverDate là tùy chọn; Description là tùy chọn. Status chỉ gồm ACTIVE và INACTIVE cùng audit fields.</w:t>
+      </w:r>
+    </w:p>
+    <w:p>
+      <w:pPr>
+        <w:pStyle w:val="Heading1"/>
+      </w:pPr>
+      <w:r>
+        <w:t>12 Ownership and residency workflow</w:t>
+      </w:r>
+    </w:p>
+    <w:p>
+      <w:r>
+        <w:t>Ownership là workflow riêng của FE-03 và lưu ApartmentOwnership history. Apartment có thể có 0..N current owners; trang chi tiết hỗ trợ Add Owner và End Ownership cho từng owner. Owner không được suy diễn thành người đang cư trú. Cư trú và danh sách cư dân được FE-02 sở hữu, chỉ đọc qua Residents public contracts.</w:t>
+      </w:r>
+    </w:p>
+    <w:p>
+      <w:pPr>
+        <w:pStyle w:val="Heading1"/>
+      </w:pPr>
+      <w:r>
+        <w:t>13 Derived occupancy and status</w:t>
+      </w:r>
+    </w:p>
+    <w:p>
+      <w:r>
+        <w:t>Occupancy được suy diễn từ ResidentApartment đang hiệu lực: có quan hệ hiệu lực là Có cư dân, không có là Trống. Không lưu IsOccupied hoặc ResidentCount làm source of truth. Căn hộ ACTIVE chỉ chuyển INACTIVE khi không có active residency và không có current ownership. Owner-only apartment vẫn Trống nhưng không thể INACTIVE.</w:t>
+      </w:r>
+    </w:p>
+    <w:p>
+      <w:pPr>
+        <w:pStyle w:val="Heading1"/>
+      </w:pPr>
+      <w:r>
+        <w:t>14 API and data compatibility</w:t>
+      </w:r>
+    </w:p>
+    <w:p>
+      <w:r>
+        <w:t>API sử dụng UsableAreaM2 thay cho AreaM2. Migration đổi tên area_m2 thành usable_area_m2 để giữ dữ liệu cũ, đồng thời thêm unit_type, bathroom_count và handover_date. Create/Update chỉ nhận apartment master data; owner candidate API chỉ được gọi trong luồng gán/đổi owner.</w:t>
+      </w:r>
+    </w:p>
+    <w:p>
+      <w:pPr>
+        <w:pStyle w:val="Heading1"/>
+      </w:pPr>
+      <w:r>
+        <w:rPr>
+          <w:color w:val="000000"/>
+        </w:rPr>
+        <w:t>15 Current Ownership Lifecycle</w:t>
+      </w:r>
+    </w:p>
+    <w:p>
+      <w:pPr>
+        <w:pStyle w:val="ListBullet"/>
+      </w:pPr>
+      <w:r>
+        <w:t>Owner is a Resident business record, not a User account. An Apartment may have A, B and C as concurrent current owners; there is no primary owner field.</w:t>
+      </w:r>
+    </w:p>
+    <w:p>
+      <w:pPr>
+        <w:pStyle w:val="ListBullet"/>
+      </w:pPr>
+      <w:r>
+        <w:t>The duplicate rule blocks only a second current ownership for the same Resident and Apartment. An existing different owner never blocks adding a co-owner.</w:t>
+      </w:r>
+    </w:p>
+    <w:p>
+      <w:pPr>
+        <w:pStyle w:val="ListBullet"/>
+      </w:pPr>
+      <w:r>
+        <w:t>End Ownership affects only the selected ownership, preserves history, does not affect co-owners and does not automatically end residency.</w:t>
+      </w:r>
+    </w:p>
+    <w:p>
+      <w:pPr>
+        <w:pStyle w:val="ListBullet"/>
+      </w:pPr>
+      <w:r>
+        <w:t>EndOwnership is blocked when that same Resident still has active OWNER_OCCUPIED residency in the Apartment. The system does not auto-change ResidencyType or auto-end residency.</w:t>
+      </w:r>
+    </w:p>
+    <w:p>
+      <w:pPr>
+        <w:pStyle w:val="ListBullet"/>
+      </w:pPr>
+      <w:r>
+        <w:t>Apartment Detail and Resident Detail read the same authoritative ownership state. Add/End on either page is visible on the other when it is reopened or reloaded; browser F5 and polling are not required.</w:t>
+      </w:r>
+    </w:p>
+    <w:p>
+      <w:pPr>
+        <w:pStyle w:val="Heading1"/>
+      </w:pPr>
+      <w:r>
+        <w:rPr>
+          <w:color w:val="000000"/>
+        </w:rPr>
+        <w:t>16 Apartment Type Master Data</w:t>
+      </w:r>
+    </w:p>
+    <w:p>
+      <w:pPr>
+        <w:pStyle w:val="ListBullet"/>
+      </w:pPr>
+      <w:r>
+        <w:t>ApartmentUnitType is FE-03 master data. Create/Edit Apartment and Apartment filters use the same source.</w:t>
+      </w:r>
+    </w:p>
+    <w:p>
+      <w:pPr>
+        <w:pStyle w:val="ListBullet"/>
+      </w:pPr>
+      <w:r>
+        <w:t>Manager can create, update and delete an unused Apartment type. Staff and Accountant are read-only. A used type cannot be deleted.</w:t>
+      </w:r>
+    </w:p>
+    <w:p>
+      <w:pPr>
+        <w:pStyle w:val="ListBullet"/>
+      </w:pPr>
+      <w:r>
+        <w:t>Destructive actions use confirmation popup and successful mutations use toast feedback.</w:t>
+      </w:r>
+    </w:p>
     <w:sectPr>
       <w:headerReference w:type="default" r:id="rId9"/>
       <w:footerReference w:type="default" r:id="rId10"/>
